--- a/Works/4.User Manual Template.docx
+++ b/Works/4.User Manual Template.docx
@@ -211,6 +211,68 @@
                 <w:sz w:val="21"/>
               </w:rPr>
               <w:t>Initial document.</w:t>
+            </w:r>
+          </w:p>
+        </w:tc>
+      </w:tr>
+      <w:tr>
+        <w:tc>
+          <w:tcPr>
+            <w:tcW w:type="dxa" w:w="1152"/>
+          </w:tcPr>
+          <w:p>
+            <w:r/>
+            <w:r>
+              <w:rPr>
+                <w:rFonts w:ascii="Times New Roman" w:hAnsi="Times New Roman"/>
+                <w:sz w:val="21"/>
+              </w:rPr>
+              <w:t>1.1</w:t>
+            </w:r>
+          </w:p>
+        </w:tc>
+        <w:tc>
+          <w:tcPr>
+            <w:tcW w:type="dxa" w:w="1584"/>
+          </w:tcPr>
+          <w:p>
+            <w:r/>
+            <w:r>
+              <w:rPr>
+                <w:rFonts w:ascii="Times New Roman" w:hAnsi="Times New Roman"/>
+                <w:sz w:val="21"/>
+              </w:rPr>
+              <w:t>23/07/2026</w:t>
+            </w:r>
+          </w:p>
+        </w:tc>
+        <w:tc>
+          <w:tcPr>
+            <w:tcW w:type="dxa" w:w="2592"/>
+          </w:tcPr>
+          <w:p>
+            <w:r/>
+            <w:r>
+              <w:rPr>
+                <w:rFonts w:ascii="Times New Roman" w:hAnsi="Times New Roman"/>
+                <w:sz w:val="21"/>
+              </w:rPr>
+              <w:t>DocExtract Project Team</w:t>
+            </w:r>
+          </w:p>
+        </w:tc>
+        <w:tc>
+          <w:tcPr>
+            <w:tcW w:type="dxa" w:w="3888"/>
+          </w:tcPr>
+          <w:p>
+            <w:r/>
+            <w:r>
+              <w:rPr>
+                <w:rFonts w:ascii="Times New Roman" w:hAnsi="Times New Roman"/>
+                <w:sz w:val="21"/>
+              </w:rPr>
+              <w:t>Selectable extraction models on upload; audit log 60-entry retention and pagination; Processing Log pagination and model filter; persistent RAG chat history with sidebar; admin permanent document deletion.</w:t>
             </w:r>
           </w:p>
         </w:tc>
@@ -583,6 +645,18 @@
           <w:rFonts w:ascii="Times New Roman" w:hAnsi="Times New Roman"/>
           <w:sz w:val="22"/>
         </w:rPr>
+        <w:t>12. Admin Document Deletion</w:t>
+      </w:r>
+    </w:p>
+    <w:p>
+      <w:pPr>
+        <w:spacing w:after="80"/>
+      </w:pPr>
+      <w:r>
+        <w:rPr>
+          <w:rFonts w:ascii="Times New Roman" w:hAnsi="Times New Roman"/>
+          <w:sz w:val="22"/>
+        </w:rPr>
         <w:t>User Manual Approval</w:t>
       </w:r>
     </w:p>
@@ -714,7 +788,7 @@
           <w:rFonts w:ascii="Times New Roman" w:hAnsi="Times New Roman"/>
           <w:sz w:val="22"/>
         </w:rPr>
-        <w:t>Audit Log: a record of every significant action taken in the system (login, upload, correction, approval, rejection, export, settings change).</w:t>
+        <w:t>Audit Log: a record of every significant action taken in the system (login, upload, correction, approval, rejection, export, settings change, document deletion). Only the 60 most recent entries are retained.</w:t>
       </w:r>
     </w:p>
     <w:p>
@@ -937,6 +1011,57 @@
     </w:tbl>
     <w:p>
       <w:pPr>
+        <w:jc w:val="center"/>
+      </w:pPr>
+      <w:r>
+        <w:drawing>
+          <wp:inline xmlns:a="http://schemas.openxmlformats.org/drawingml/2006/main" xmlns:pic="http://schemas.openxmlformats.org/drawingml/2006/picture">
+            <wp:extent cx="5577840" cy="3486150"/>
+            <wp:docPr id="1" name="Picture 1"/>
+            <wp:cNvGraphicFramePr>
+              <a:graphicFrameLocks noChangeAspect="1"/>
+            </wp:cNvGraphicFramePr>
+            <a:graphic>
+              <a:graphicData uri="http://schemas.openxmlformats.org/drawingml/2006/picture">
+                <pic:pic>
+                  <pic:nvPicPr>
+                    <pic:cNvPr id="0" name="01-login.png"/>
+                    <pic:cNvPicPr/>
+                  </pic:nvPicPr>
+                  <pic:blipFill>
+                    <a:blip r:embed="rId9"/>
+                    <a:stretch>
+                      <a:fillRect/>
+                    </a:stretch>
+                  </pic:blipFill>
+                  <pic:spPr>
+                    <a:xfrm>
+                      <a:off x="0" y="0"/>
+                      <a:ext cx="5577840" cy="3486150"/>
+                    </a:xfrm>
+                    <a:prstGeom prst="rect"/>
+                  </pic:spPr>
+                </pic:pic>
+              </a:graphicData>
+            </a:graphic>
+          </wp:inline>
+        </w:drawing>
+      </w:r>
+    </w:p>
+    <w:p>
+      <w:pPr>
+        <w:jc w:val="center"/>
+      </w:pPr>
+      <w:r>
+        <w:rPr>
+          <w:i/>
+          <w:sz w:val="18"/>
+        </w:rPr>
+        <w:t>Figure 1 — Sign In page with demo-account tabs</w:t>
+      </w:r>
+    </w:p>
+    <w:p>
+      <w:pPr>
         <w:spacing w:after="80"/>
       </w:pPr>
     </w:p>
@@ -965,7 +1090,7 @@
           <w:b w:val="0"/>
           <w:sz w:val="22"/>
         </w:rPr>
-        <w:t>Supports both a single document and a multi-file batch upload; each document keeps its own type selection.</w:t>
+        <w:t>Supports both a single document and a multi-file batch upload; each document keeps its own type selection. An extraction-model picker (filled by GET /models) lets you choose which vision model reads the documents.</w:t>
       </w:r>
     </w:p>
     <w:tbl>
@@ -1147,7 +1272,7 @@
                 <w:rFonts w:ascii="Times New Roman" w:hAnsi="Times New Roman"/>
                 <w:sz w:val="22"/>
               </w:rPr>
-              <w:t>Click "Extract" for a single document, or "Run Batch" to process multiple files.</w:t>
+              <w:t>In the "Model" dropdown, choose the extraction model for this run: Qwen3-VL-4B (local, default), MiniCPM-V (local), or Gemini (hosted — documents are sent off this machine; the option is disabled when its API key is not configured).</w:t>
             </w:r>
           </w:p>
         </w:tc>
@@ -1179,12 +1304,95 @@
                 <w:rFonts w:ascii="Times New Roman" w:hAnsi="Times New Roman"/>
                 <w:sz w:val="22"/>
               </w:rPr>
+              <w:t>Click "Extract" for a single document, or "Run Batch" to process multiple files.</w:t>
+            </w:r>
+          </w:p>
+        </w:tc>
+      </w:tr>
+      <w:tr>
+        <w:tc>
+          <w:tcPr>
+            <w:tcW w:type="dxa" w:w="1152"/>
+          </w:tcPr>
+          <w:p>
+            <w:r/>
+            <w:r>
+              <w:rPr>
+                <w:rFonts w:ascii="Times New Roman" w:hAnsi="Times New Roman"/>
+                <w:sz w:val="22"/>
+              </w:rPr>
+              <w:t>6</w:t>
+            </w:r>
+          </w:p>
+        </w:tc>
+        <w:tc>
+          <w:tcPr>
+            <w:tcW w:type="dxa" w:w="8064"/>
+          </w:tcPr>
+          <w:p>
+            <w:r/>
+            <w:r>
+              <w:rPr>
+                <w:rFonts w:ascii="Times New Roman" w:hAnsi="Times New Roman"/>
+                <w:sz w:val="22"/>
+              </w:rPr>
               <w:t>Wait for the progress indicator — files are extracted one at a time by the local vision model.</w:t>
             </w:r>
           </w:p>
         </w:tc>
       </w:tr>
     </w:tbl>
+    <w:p>
+      <w:pPr>
+        <w:jc w:val="center"/>
+      </w:pPr>
+      <w:r>
+        <w:drawing>
+          <wp:inline xmlns:a="http://schemas.openxmlformats.org/drawingml/2006/main" xmlns:pic="http://schemas.openxmlformats.org/drawingml/2006/picture">
+            <wp:extent cx="5577840" cy="3486150"/>
+            <wp:docPr id="2" name="Picture 2"/>
+            <wp:cNvGraphicFramePr>
+              <a:graphicFrameLocks noChangeAspect="1"/>
+            </wp:cNvGraphicFramePr>
+            <a:graphic>
+              <a:graphicData uri="http://schemas.openxmlformats.org/drawingml/2006/picture">
+                <pic:pic>
+                  <pic:nvPicPr>
+                    <pic:cNvPr id="0" name="02-upload.png"/>
+                    <pic:cNvPicPr/>
+                  </pic:nvPicPr>
+                  <pic:blipFill>
+                    <a:blip r:embed="rId10"/>
+                    <a:stretch>
+                      <a:fillRect/>
+                    </a:stretch>
+                  </pic:blipFill>
+                  <pic:spPr>
+                    <a:xfrm>
+                      <a:off x="0" y="0"/>
+                      <a:ext cx="5577840" cy="3486150"/>
+                    </a:xfrm>
+                    <a:prstGeom prst="rect"/>
+                  </pic:spPr>
+                </pic:pic>
+              </a:graphicData>
+            </a:graphic>
+          </wp:inline>
+        </w:drawing>
+      </w:r>
+    </w:p>
+    <w:p>
+      <w:pPr>
+        <w:jc w:val="center"/>
+      </w:pPr>
+      <w:r>
+        <w:rPr>
+          <w:i/>
+          <w:sz w:val="18"/>
+        </w:rPr>
+        <w:t>Figure 2 — Upload page with the extraction-model picker</w:t>
+      </w:r>
+    </w:p>
     <w:p>
       <w:pPr>
         <w:spacing w:after="80"/>
@@ -1403,6 +1611,57 @@
         </w:tc>
       </w:tr>
     </w:tbl>
+    <w:p>
+      <w:pPr>
+        <w:jc w:val="center"/>
+      </w:pPr>
+      <w:r>
+        <w:drawing>
+          <wp:inline xmlns:a="http://schemas.openxmlformats.org/drawingml/2006/main" xmlns:pic="http://schemas.openxmlformats.org/drawingml/2006/picture">
+            <wp:extent cx="5577840" cy="3486150"/>
+            <wp:docPr id="3" name="Picture 3"/>
+            <wp:cNvGraphicFramePr>
+              <a:graphicFrameLocks noChangeAspect="1"/>
+            </wp:cNvGraphicFramePr>
+            <a:graphic>
+              <a:graphicData uri="http://schemas.openxmlformats.org/drawingml/2006/picture">
+                <pic:pic>
+                  <pic:nvPicPr>
+                    <pic:cNvPr id="0" name="03-results.png"/>
+                    <pic:cNvPicPr/>
+                  </pic:nvPicPr>
+                  <pic:blipFill>
+                    <a:blip r:embed="rId11"/>
+                    <a:stretch>
+                      <a:fillRect/>
+                    </a:stretch>
+                  </pic:blipFill>
+                  <pic:spPr>
+                    <a:xfrm>
+                      <a:off x="0" y="0"/>
+                      <a:ext cx="5577840" cy="3486150"/>
+                    </a:xfrm>
+                    <a:prstGeom prst="rect"/>
+                  </pic:spPr>
+                </pic:pic>
+              </a:graphicData>
+            </a:graphic>
+          </wp:inline>
+        </w:drawing>
+      </w:r>
+    </w:p>
+    <w:p>
+      <w:pPr>
+        <w:jc w:val="center"/>
+      </w:pPr>
+      <w:r>
+        <w:rPr>
+          <w:i/>
+          <w:sz w:val="18"/>
+        </w:rPr>
+        <w:t>Figure 3 — Extraction results beside the source document</w:t>
+      </w:r>
+    </w:p>
     <w:p>
       <w:pPr>
         <w:spacing w:after="80"/>
@@ -1655,6 +1914,57 @@
     </w:tbl>
     <w:p>
       <w:pPr>
+        <w:jc w:val="center"/>
+      </w:pPr>
+      <w:r>
+        <w:drawing>
+          <wp:inline xmlns:a="http://schemas.openxmlformats.org/drawingml/2006/main" xmlns:pic="http://schemas.openxmlformats.org/drawingml/2006/picture">
+            <wp:extent cx="5577840" cy="3486150"/>
+            <wp:docPr id="4" name="Picture 4"/>
+            <wp:cNvGraphicFramePr>
+              <a:graphicFrameLocks noChangeAspect="1"/>
+            </wp:cNvGraphicFramePr>
+            <a:graphic>
+              <a:graphicData uri="http://schemas.openxmlformats.org/drawingml/2006/picture">
+                <pic:pic>
+                  <pic:nvPicPr>
+                    <pic:cNvPr id="0" name="04-review-edit.png"/>
+                    <pic:cNvPicPr/>
+                  </pic:nvPicPr>
+                  <pic:blipFill>
+                    <a:blip r:embed="rId12"/>
+                    <a:stretch>
+                      <a:fillRect/>
+                    </a:stretch>
+                  </pic:blipFill>
+                  <pic:spPr>
+                    <a:xfrm>
+                      <a:off x="0" y="0"/>
+                      <a:ext cx="5577840" cy="3486150"/>
+                    </a:xfrm>
+                    <a:prstGeom prst="rect"/>
+                  </pic:spPr>
+                </pic:pic>
+              </a:graphicData>
+            </a:graphic>
+          </wp:inline>
+        </w:drawing>
+      </w:r>
+    </w:p>
+    <w:p>
+      <w:pPr>
+        <w:jc w:val="center"/>
+      </w:pPr>
+      <w:r>
+        <w:rPr>
+          <w:i/>
+          <w:sz w:val="18"/>
+        </w:rPr>
+        <w:t>Figure 4 — Review of a flagged document (missing fields highlighted)</w:t>
+      </w:r>
+    </w:p>
+    <w:p>
+      <w:pPr>
         <w:spacing w:after="80"/>
       </w:pPr>
     </w:p>
@@ -1873,6 +2183,57 @@
     </w:tbl>
     <w:p>
       <w:pPr>
+        <w:jc w:val="center"/>
+      </w:pPr>
+      <w:r>
+        <w:drawing>
+          <wp:inline xmlns:a="http://schemas.openxmlformats.org/drawingml/2006/main" xmlns:pic="http://schemas.openxmlformats.org/drawingml/2006/picture">
+            <wp:extent cx="5577840" cy="3486150"/>
+            <wp:docPr id="5" name="Picture 5"/>
+            <wp:cNvGraphicFramePr>
+              <a:graphicFrameLocks noChangeAspect="1"/>
+            </wp:cNvGraphicFramePr>
+            <a:graphic>
+              <a:graphicData uri="http://schemas.openxmlformats.org/drawingml/2006/picture">
+                <pic:pic>
+                  <pic:nvPicPr>
+                    <pic:cNvPr id="0" name="05-approve.png"/>
+                    <pic:cNvPicPr/>
+                  </pic:nvPicPr>
+                  <pic:blipFill>
+                    <a:blip r:embed="rId13"/>
+                    <a:stretch>
+                      <a:fillRect/>
+                    </a:stretch>
+                  </pic:blipFill>
+                  <pic:spPr>
+                    <a:xfrm>
+                      <a:off x="0" y="0"/>
+                      <a:ext cx="5577840" cy="3486150"/>
+                    </a:xfrm>
+                    <a:prstGeom prst="rect"/>
+                  </pic:spPr>
+                </pic:pic>
+              </a:graphicData>
+            </a:graphic>
+          </wp:inline>
+        </w:drawing>
+      </w:r>
+    </w:p>
+    <w:p>
+      <w:pPr>
+        <w:jc w:val="center"/>
+      </w:pPr>
+      <w:r>
+        <w:rPr>
+          <w:i/>
+          <w:sz w:val="18"/>
+        </w:rPr>
+        <w:t>Figure 5 — Validation panel with Approve / Reject / Save Corrections actions</w:t>
+      </w:r>
+    </w:p>
+    <w:p>
+      <w:pPr>
         <w:spacing w:after="80"/>
       </w:pPr>
     </w:p>
@@ -2057,6 +2418,57 @@
         </w:tc>
       </w:tr>
     </w:tbl>
+    <w:p>
+      <w:pPr>
+        <w:jc w:val="center"/>
+      </w:pPr>
+      <w:r>
+        <w:drawing>
+          <wp:inline xmlns:a="http://schemas.openxmlformats.org/drawingml/2006/main" xmlns:pic="http://schemas.openxmlformats.org/drawingml/2006/picture">
+            <wp:extent cx="5577840" cy="3486150"/>
+            <wp:docPr id="6" name="Picture 6"/>
+            <wp:cNvGraphicFramePr>
+              <a:graphicFrameLocks noChangeAspect="1"/>
+            </wp:cNvGraphicFramePr>
+            <a:graphic>
+              <a:graphicData uri="http://schemas.openxmlformats.org/drawingml/2006/picture">
+                <pic:pic>
+                  <pic:nvPicPr>
+                    <pic:cNvPr id="0" name="06-queue.png"/>
+                    <pic:cNvPicPr/>
+                  </pic:nvPicPr>
+                  <pic:blipFill>
+                    <a:blip r:embed="rId14"/>
+                    <a:stretch>
+                      <a:fillRect/>
+                    </a:stretch>
+                  </pic:blipFill>
+                  <pic:spPr>
+                    <a:xfrm>
+                      <a:off x="0" y="0"/>
+                      <a:ext cx="5577840" cy="3486150"/>
+                    </a:xfrm>
+                    <a:prstGeom prst="rect"/>
+                  </pic:spPr>
+                </pic:pic>
+              </a:graphicData>
+            </a:graphic>
+          </wp:inline>
+        </w:drawing>
+      </w:r>
+    </w:p>
+    <w:p>
+      <w:pPr>
+        <w:jc w:val="center"/>
+      </w:pPr>
+      <w:r>
+        <w:rPr>
+          <w:i/>
+          <w:sz w:val="18"/>
+        </w:rPr>
+        <w:t>Figure 6 — Document list with per-row and bulk export controls</w:t>
+      </w:r>
+    </w:p>
     <w:p>
       <w:pPr>
         <w:spacing w:after="80"/>
@@ -2277,6 +2689,57 @@
     </w:tbl>
     <w:p>
       <w:pPr>
+        <w:jc w:val="center"/>
+      </w:pPr>
+      <w:r>
+        <w:drawing>
+          <wp:inline xmlns:a="http://schemas.openxmlformats.org/drawingml/2006/main" xmlns:pic="http://schemas.openxmlformats.org/drawingml/2006/picture">
+            <wp:extent cx="5577840" cy="3486150"/>
+            <wp:docPr id="7" name="Picture 7"/>
+            <wp:cNvGraphicFramePr>
+              <a:graphicFrameLocks noChangeAspect="1"/>
+            </wp:cNvGraphicFramePr>
+            <a:graphic>
+              <a:graphicData uri="http://schemas.openxmlformats.org/drawingml/2006/picture">
+                <pic:pic>
+                  <pic:nvPicPr>
+                    <pic:cNvPr id="0" name="07-dashboard.png"/>
+                    <pic:cNvPicPr/>
+                  </pic:nvPicPr>
+                  <pic:blipFill>
+                    <a:blip r:embed="rId15"/>
+                    <a:stretch>
+                      <a:fillRect/>
+                    </a:stretch>
+                  </pic:blipFill>
+                  <pic:spPr>
+                    <a:xfrm>
+                      <a:off x="0" y="0"/>
+                      <a:ext cx="5577840" cy="3486150"/>
+                    </a:xfrm>
+                    <a:prstGeom prst="rect"/>
+                  </pic:spPr>
+                </pic:pic>
+              </a:graphicData>
+            </a:graphic>
+          </wp:inline>
+        </w:drawing>
+      </w:r>
+    </w:p>
+    <w:p>
+      <w:pPr>
+        <w:jc w:val="center"/>
+      </w:pPr>
+      <w:r>
+        <w:rPr>
+          <w:i/>
+          <w:sz w:val="18"/>
+        </w:rPr>
+        <w:t>Figure 7 — Monitoring dashboard: accuracy evaluation and metrics</w:t>
+      </w:r>
+    </w:p>
+    <w:p>
+      <w:pPr>
         <w:spacing w:after="80"/>
       </w:pPr>
     </w:p>
@@ -2305,7 +2768,7 @@
           <w:b w:val="0"/>
           <w:sz w:val="22"/>
         </w:rPr>
-        <w:t>Provides a full, append-only trail for accountability and troubleshooting.</w:t>
+        <w:t>Provides a recent-activity trail for accountability and troubleshooting. The system retains only the 60 most recent entries; older entries are trimmed automatically to keep the log lightweight.</w:t>
       </w:r>
     </w:p>
     <w:tbl>
@@ -2423,7 +2886,7 @@
                 <w:rFonts w:ascii="Times New Roman" w:hAnsi="Times New Roman"/>
                 <w:sz w:val="22"/>
               </w:rPr>
-              <w:t>Browse the list of recorded actions: login, login_failed, upload, update, approve, reject, export, eval_run, settings_update, user_create, and user_delete.</w:t>
+              <w:t>Browse the list of recorded actions: login, login_failed, upload, update, approve, reject, status_change, export, eval_run, settings_update, user_create, user_delete, and delete (permanent document deletion by an admin).</w:t>
             </w:r>
           </w:p>
         </w:tc>
@@ -2460,7 +2923,90 @@
           </w:p>
         </w:tc>
       </w:tr>
+      <w:tr>
+        <w:tc>
+          <w:tcPr>
+            <w:tcW w:type="dxa" w:w="1152"/>
+          </w:tcPr>
+          <w:p>
+            <w:r/>
+            <w:r>
+              <w:rPr>
+                <w:rFonts w:ascii="Times New Roman" w:hAnsi="Times New Roman"/>
+                <w:sz w:val="22"/>
+              </w:rPr>
+              <w:t>4</w:t>
+            </w:r>
+          </w:p>
+        </w:tc>
+        <w:tc>
+          <w:tcPr>
+            <w:tcW w:type="dxa" w:w="8064"/>
+          </w:tcPr>
+          <w:p>
+            <w:r/>
+            <w:r>
+              <w:rPr>
+                <w:rFonts w:ascii="Times New Roman" w:hAnsi="Times New Roman"/>
+                <w:sz w:val="22"/>
+              </w:rPr>
+              <w:t>The table shows 30 entries per page — use the "Prev" / "Next" buttons below the table to move between pages.</w:t>
+            </w:r>
+          </w:p>
+        </w:tc>
+      </w:tr>
     </w:tbl>
+    <w:p>
+      <w:pPr>
+        <w:jc w:val="center"/>
+      </w:pPr>
+      <w:r>
+        <w:drawing>
+          <wp:inline xmlns:a="http://schemas.openxmlformats.org/drawingml/2006/main" xmlns:pic="http://schemas.openxmlformats.org/drawingml/2006/picture">
+            <wp:extent cx="5577840" cy="3486150"/>
+            <wp:docPr id="8" name="Picture 8"/>
+            <wp:cNvGraphicFramePr>
+              <a:graphicFrameLocks noChangeAspect="1"/>
+            </wp:cNvGraphicFramePr>
+            <a:graphic>
+              <a:graphicData uri="http://schemas.openxmlformats.org/drawingml/2006/picture">
+                <pic:pic>
+                  <pic:nvPicPr>
+                    <pic:cNvPr id="0" name="08-audit.png"/>
+                    <pic:cNvPicPr/>
+                  </pic:nvPicPr>
+                  <pic:blipFill>
+                    <a:blip r:embed="rId16"/>
+                    <a:stretch>
+                      <a:fillRect/>
+                    </a:stretch>
+                  </pic:blipFill>
+                  <pic:spPr>
+                    <a:xfrm>
+                      <a:off x="0" y="0"/>
+                      <a:ext cx="5577840" cy="3486150"/>
+                    </a:xfrm>
+                    <a:prstGeom prst="rect"/>
+                  </pic:spPr>
+                </pic:pic>
+              </a:graphicData>
+            </a:graphic>
+          </wp:inline>
+        </w:drawing>
+      </w:r>
+    </w:p>
+    <w:p>
+      <w:pPr>
+        <w:jc w:val="center"/>
+      </w:pPr>
+      <w:r>
+        <w:rPr>
+          <w:i/>
+          <w:sz w:val="18"/>
+        </w:rPr>
+        <w:t>Figure 8 — Audit Log (last 60 events, paginated)</w:t>
+      </w:r>
+    </w:p>
     <w:p>
       <w:pPr>
         <w:spacing w:after="80"/>
@@ -2713,6 +3259,57 @@
     </w:tbl>
     <w:p>
       <w:pPr>
+        <w:jc w:val="center"/>
+      </w:pPr>
+      <w:r>
+        <w:drawing>
+          <wp:inline xmlns:a="http://schemas.openxmlformats.org/drawingml/2006/main" xmlns:pic="http://schemas.openxmlformats.org/drawingml/2006/picture">
+            <wp:extent cx="5577840" cy="3486150"/>
+            <wp:docPr id="9" name="Picture 9"/>
+            <wp:cNvGraphicFramePr>
+              <a:graphicFrameLocks noChangeAspect="1"/>
+            </wp:cNvGraphicFramePr>
+            <a:graphic>
+              <a:graphicData uri="http://schemas.openxmlformats.org/drawingml/2006/picture">
+                <pic:pic>
+                  <pic:nvPicPr>
+                    <pic:cNvPr id="0" name="09-settings.png"/>
+                    <pic:cNvPicPr/>
+                  </pic:nvPicPr>
+                  <pic:blipFill>
+                    <a:blip r:embed="rId17"/>
+                    <a:stretch>
+                      <a:fillRect/>
+                    </a:stretch>
+                  </pic:blipFill>
+                  <pic:spPr>
+                    <a:xfrm>
+                      <a:off x="0" y="0"/>
+                      <a:ext cx="5577840" cy="3486150"/>
+                    </a:xfrm>
+                    <a:prstGeom prst="rect"/>
+                  </pic:spPr>
+                </pic:pic>
+              </a:graphicData>
+            </a:graphic>
+          </wp:inline>
+        </w:drawing>
+      </w:r>
+    </w:p>
+    <w:p>
+      <w:pPr>
+        <w:jc w:val="center"/>
+      </w:pPr>
+      <w:r>
+        <w:rPr>
+          <w:i/>
+          <w:sz w:val="18"/>
+        </w:rPr>
+        <w:t>Figure 9 — Settings: validation rules and user management</w:t>
+      </w:r>
+    </w:p>
+    <w:p>
+      <w:pPr>
         <w:spacing w:after="80"/>
       </w:pPr>
     </w:p>
@@ -2923,12 +3520,95 @@
                 <w:rFonts w:ascii="Times New Roman" w:hAnsi="Times New Roman"/>
                 <w:sz w:val="22"/>
               </w:rPr>
-              <w:t>Use the search box, document-type filter, and speed-range filter to inspect individual entries in the Processing Log table.</w:t>
+              <w:t>Use the search box, document-type filter, model filter, and speed-range filter to inspect individual entries in the Processing Log table.</w:t>
+            </w:r>
+          </w:p>
+        </w:tc>
+      </w:tr>
+      <w:tr>
+        <w:tc>
+          <w:tcPr>
+            <w:tcW w:type="dxa" w:w="1152"/>
+          </w:tcPr>
+          <w:p>
+            <w:r/>
+            <w:r>
+              <w:rPr>
+                <w:rFonts w:ascii="Times New Roman" w:hAnsi="Times New Roman"/>
+                <w:sz w:val="22"/>
+              </w:rPr>
+              <w:t>5</w:t>
+            </w:r>
+          </w:p>
+        </w:tc>
+        <w:tc>
+          <w:tcPr>
+            <w:tcW w:type="dxa" w:w="8064"/>
+          </w:tcPr>
+          <w:p>
+            <w:r/>
+            <w:r>
+              <w:rPr>
+                <w:rFonts w:ascii="Times New Roman" w:hAnsi="Times New Roman"/>
+                <w:sz w:val="22"/>
+              </w:rPr>
+              <w:t>The Processing Log shows 10 rows per page — use the "Prev" / "Next" buttons below the table to move between pages.</w:t>
             </w:r>
           </w:p>
         </w:tc>
       </w:tr>
     </w:tbl>
+    <w:p>
+      <w:pPr>
+        <w:jc w:val="center"/>
+      </w:pPr>
+      <w:r>
+        <w:drawing>
+          <wp:inline xmlns:a="http://schemas.openxmlformats.org/drawingml/2006/main" xmlns:pic="http://schemas.openxmlformats.org/drawingml/2006/picture">
+            <wp:extent cx="5577840" cy="3486150"/>
+            <wp:docPr id="10" name="Picture 10"/>
+            <wp:cNvGraphicFramePr>
+              <a:graphicFrameLocks noChangeAspect="1"/>
+            </wp:cNvGraphicFramePr>
+            <a:graphic>
+              <a:graphicData uri="http://schemas.openxmlformats.org/drawingml/2006/picture">
+                <pic:pic>
+                  <pic:nvPicPr>
+                    <pic:cNvPr id="0" name="10-performance.png"/>
+                    <pic:cNvPicPr/>
+                  </pic:nvPicPr>
+                  <pic:blipFill>
+                    <a:blip r:embed="rId18"/>
+                    <a:stretch>
+                      <a:fillRect/>
+                    </a:stretch>
+                  </pic:blipFill>
+                  <pic:spPr>
+                    <a:xfrm>
+                      <a:off x="0" y="0"/>
+                      <a:ext cx="5577840" cy="3486150"/>
+                    </a:xfrm>
+                    <a:prstGeom prst="rect"/>
+                  </pic:spPr>
+                </pic:pic>
+              </a:graphicData>
+            </a:graphic>
+          </wp:inline>
+        </w:drawing>
+      </w:r>
+    </w:p>
+    <w:p>
+      <w:pPr>
+        <w:jc w:val="center"/>
+      </w:pPr>
+      <w:r>
+        <w:rPr>
+          <w:i/>
+          <w:sz w:val="18"/>
+        </w:rPr>
+        <w:t>Figure 10 — Model Performance page with per-model breakdown</w:t>
+      </w:r>
+    </w:p>
     <w:p>
       <w:pPr>
         <w:spacing w:after="80"/>
@@ -2959,7 +3639,7 @@
           <w:b w:val="0"/>
           <w:sz w:val="22"/>
         </w:rPr>
-        <w:t>A bonus feature: answers are grounded only in the user's own extracted/approved documents, with citations.</w:t>
+        <w:t>A bonus feature: answers are grounded only in the user's own extracted/approved documents, with citations. Conversations are saved on the server as chat sessions, so your history survives logout and page reloads.</w:t>
       </w:r>
     </w:p>
     <w:tbl>
@@ -3146,7 +3826,423 @@
           </w:p>
         </w:tc>
       </w:tr>
+      <w:tr>
+        <w:tc>
+          <w:tcPr>
+            <w:tcW w:type="dxa" w:w="1152"/>
+          </w:tcPr>
+          <w:p>
+            <w:r/>
+            <w:r>
+              <w:rPr>
+                <w:rFonts w:ascii="Times New Roman" w:hAnsi="Times New Roman"/>
+                <w:sz w:val="22"/>
+              </w:rPr>
+              <w:t>5</w:t>
+            </w:r>
+          </w:p>
+        </w:tc>
+        <w:tc>
+          <w:tcPr>
+            <w:tcW w:type="dxa" w:w="8064"/>
+          </w:tcPr>
+          <w:p>
+            <w:r/>
+            <w:r>
+              <w:rPr>
+                <w:rFonts w:ascii="Times New Roman" w:hAnsi="Times New Roman"/>
+                <w:sz w:val="22"/>
+              </w:rPr>
+              <w:t>To limit the assistant to a single document, pick that document in the scope dropdown — answers then use only that document. Changing the scope starts a new chat.</w:t>
+            </w:r>
+          </w:p>
+        </w:tc>
+      </w:tr>
+      <w:tr>
+        <w:tc>
+          <w:tcPr>
+            <w:tcW w:type="dxa" w:w="1152"/>
+          </w:tcPr>
+          <w:p>
+            <w:r/>
+            <w:r>
+              <w:rPr>
+                <w:rFonts w:ascii="Times New Roman" w:hAnsi="Times New Roman"/>
+                <w:sz w:val="22"/>
+              </w:rPr>
+              <w:t>6</w:t>
+            </w:r>
+          </w:p>
+        </w:tc>
+        <w:tc>
+          <w:tcPr>
+            <w:tcW w:type="dxa" w:w="8064"/>
+          </w:tcPr>
+          <w:p>
+            <w:r/>
+            <w:r>
+              <w:rPr>
+                <w:rFonts w:ascii="Times New Roman" w:hAnsi="Times New Roman"/>
+                <w:sz w:val="22"/>
+              </w:rPr>
+              <w:t>Your previous conversations appear in the chat history sidebar. Click a session to re-open it exactly where you left off; sessions are stored on the server, so they persist after logout or reload.</w:t>
+            </w:r>
+          </w:p>
+        </w:tc>
+      </w:tr>
+      <w:tr>
+        <w:tc>
+          <w:tcPr>
+            <w:tcW w:type="dxa" w:w="1152"/>
+          </w:tcPr>
+          <w:p>
+            <w:r/>
+            <w:r>
+              <w:rPr>
+                <w:rFonts w:ascii="Times New Roman" w:hAnsi="Times New Roman"/>
+                <w:sz w:val="22"/>
+              </w:rPr>
+              <w:t>7</w:t>
+            </w:r>
+          </w:p>
+        </w:tc>
+        <w:tc>
+          <w:tcPr>
+            <w:tcW w:type="dxa" w:w="8064"/>
+          </w:tcPr>
+          <w:p>
+            <w:r/>
+            <w:r>
+              <w:rPr>
+                <w:rFonts w:ascii="Times New Roman" w:hAnsi="Times New Roman"/>
+                <w:sz w:val="22"/>
+              </w:rPr>
+              <w:t>To remove a conversation, hover over it in the sidebar, click the delete icon, and confirm.</w:t>
+            </w:r>
+          </w:p>
+        </w:tc>
+      </w:tr>
     </w:tbl>
+    <w:p>
+      <w:pPr>
+        <w:jc w:val="center"/>
+      </w:pPr>
+      <w:r>
+        <w:drawing>
+          <wp:inline xmlns:a="http://schemas.openxmlformats.org/drawingml/2006/main" xmlns:pic="http://schemas.openxmlformats.org/drawingml/2006/picture">
+            <wp:extent cx="5577840" cy="3486150"/>
+            <wp:docPr id="11" name="Picture 11"/>
+            <wp:cNvGraphicFramePr>
+              <a:graphicFrameLocks noChangeAspect="1"/>
+            </wp:cNvGraphicFramePr>
+            <a:graphic>
+              <a:graphicData uri="http://schemas.openxmlformats.org/drawingml/2006/picture">
+                <pic:pic>
+                  <pic:nvPicPr>
+                    <pic:cNvPr id="0" name="11-chat.png"/>
+                    <pic:cNvPicPr/>
+                  </pic:nvPicPr>
+                  <pic:blipFill>
+                    <a:blip r:embed="rId19"/>
+                    <a:stretch>
+                      <a:fillRect/>
+                    </a:stretch>
+                  </pic:blipFill>
+                  <pic:spPr>
+                    <a:xfrm>
+                      <a:off x="0" y="0"/>
+                      <a:ext cx="5577840" cy="3486150"/>
+                    </a:xfrm>
+                    <a:prstGeom prst="rect"/>
+                  </pic:spPr>
+                </pic:pic>
+              </a:graphicData>
+            </a:graphic>
+          </wp:inline>
+        </w:drawing>
+      </w:r>
+    </w:p>
+    <w:p>
+      <w:pPr>
+        <w:jc w:val="center"/>
+      </w:pPr>
+      <w:r>
+        <w:rPr>
+          <w:i/>
+          <w:sz w:val="18"/>
+        </w:rPr>
+        <w:t>Figure 11 — Document Assistant with model and document-scope pickers</w:t>
+      </w:r>
+    </w:p>
+    <w:p>
+      <w:pPr>
+        <w:spacing w:after="80"/>
+      </w:pPr>
+    </w:p>
+    <w:p>
+      <w:pPr>
+        <w:spacing w:before="320" w:after="120"/>
+      </w:pPr>
+      <w:r>
+        <w:rPr>
+          <w:rFonts w:ascii="Times New Roman" w:hAnsi="Times New Roman"/>
+          <w:b/>
+          <w:color w:val="000000"/>
+          <w:sz w:val="30"/>
+        </w:rPr>
+        <w:t>12. Admin Document Deletion</w:t>
+      </w:r>
+    </w:p>
+    <w:p>
+      <w:pPr>
+        <w:spacing w:after="120"/>
+        <w:jc w:val="both"/>
+      </w:pPr>
+      <w:r>
+        <w:rPr>
+          <w:rFonts w:ascii="Times New Roman" w:hAnsi="Times New Roman"/>
+          <w:b w:val="0"/>
+          <w:sz w:val="22"/>
+        </w:rPr>
+        <w:t>Admins can permanently remove a document from the system. The record and its stored source file are deleted and cannot be recovered, and the action is recorded in the audit log.</w:t>
+      </w:r>
+    </w:p>
+    <w:tbl>
+      <w:tblPr>
+        <w:tblW w:type="auto" w:w="0"/>
+        <w:jc w:val="center"/>
+        <w:tblBorders>
+          <w:top w:val="single" w:sz="6" w:space="0" w:color="000000"/>
+          <w:left w:val="single" w:sz="6" w:space="0" w:color="000000"/>
+          <w:bottom w:val="single" w:sz="6" w:space="0" w:color="000000"/>
+          <w:right w:val="single" w:sz="6" w:space="0" w:color="000000"/>
+          <w:insideH w:val="single" w:sz="6" w:space="0" w:color="000000"/>
+          <w:insideV w:val="single" w:sz="6" w:space="0" w:color="000000"/>
+        </w:tblBorders>
+        <w:tblLook w:firstColumn="1" w:firstRow="1" w:lastColumn="0" w:lastRow="0" w:noHBand="0" w:noVBand="1" w:val="04A0"/>
+      </w:tblPr>
+      <w:tblGrid>
+        <w:gridCol w:w="4706"/>
+        <w:gridCol w:w="4706"/>
+      </w:tblGrid>
+      <w:tr>
+        <w:tc>
+          <w:tcPr>
+            <w:tcW w:type="dxa" w:w="1152"/>
+            <w:shd w:val="clear" w:fill="404040"/>
+          </w:tcPr>
+          <w:p>
+            <w:r/>
+            <w:r>
+              <w:rPr>
+                <w:rFonts w:ascii="Times New Roman" w:hAnsi="Times New Roman"/>
+                <w:b/>
+                <w:color w:val="FFFFFF"/>
+                <w:sz w:val="22"/>
+              </w:rPr>
+              <w:t>Langkah</w:t>
+            </w:r>
+          </w:p>
+        </w:tc>
+        <w:tc>
+          <w:tcPr>
+            <w:tcW w:type="dxa" w:w="8064"/>
+            <w:shd w:val="clear" w:fill="404040"/>
+          </w:tcPr>
+          <w:p>
+            <w:r/>
+            <w:r>
+              <w:rPr>
+                <w:rFonts w:ascii="Times New Roman" w:hAnsi="Times New Roman"/>
+                <w:b/>
+                <w:color w:val="FFFFFF"/>
+                <w:sz w:val="22"/>
+              </w:rPr>
+              <w:t>Kegiatan</w:t>
+            </w:r>
+          </w:p>
+        </w:tc>
+      </w:tr>
+      <w:tr>
+        <w:tc>
+          <w:tcPr>
+            <w:tcW w:type="dxa" w:w="1152"/>
+          </w:tcPr>
+          <w:p>
+            <w:r/>
+            <w:r>
+              <w:rPr>
+                <w:rFonts w:ascii="Times New Roman" w:hAnsi="Times New Roman"/>
+                <w:sz w:val="22"/>
+              </w:rPr>
+              <w:t>1</w:t>
+            </w:r>
+          </w:p>
+        </w:tc>
+        <w:tc>
+          <w:tcPr>
+            <w:tcW w:type="dxa" w:w="8064"/>
+          </w:tcPr>
+          <w:p>
+            <w:r/>
+            <w:r>
+              <w:rPr>
+                <w:rFonts w:ascii="Times New Roman" w:hAnsi="Times New Roman"/>
+                <w:sz w:val="22"/>
+              </w:rPr>
+              <w:t>Sign in as admin and open the Review page.</w:t>
+            </w:r>
+          </w:p>
+        </w:tc>
+      </w:tr>
+      <w:tr>
+        <w:tc>
+          <w:tcPr>
+            <w:tcW w:type="dxa" w:w="1152"/>
+          </w:tcPr>
+          <w:p>
+            <w:r/>
+            <w:r>
+              <w:rPr>
+                <w:rFonts w:ascii="Times New Roman" w:hAnsi="Times New Roman"/>
+                <w:sz w:val="22"/>
+              </w:rPr>
+              <w:t>2</w:t>
+            </w:r>
+          </w:p>
+        </w:tc>
+        <w:tc>
+          <w:tcPr>
+            <w:tcW w:type="dxa" w:w="8064"/>
+          </w:tcPr>
+          <w:p>
+            <w:r/>
+            <w:r>
+              <w:rPr>
+                <w:rFonts w:ascii="Times New Roman" w:hAnsi="Times New Roman"/>
+                <w:sz w:val="22"/>
+              </w:rPr>
+              <w:t>Select the document you want to remove from the document list.</w:t>
+            </w:r>
+          </w:p>
+        </w:tc>
+      </w:tr>
+      <w:tr>
+        <w:tc>
+          <w:tcPr>
+            <w:tcW w:type="dxa" w:w="1152"/>
+          </w:tcPr>
+          <w:p>
+            <w:r/>
+            <w:r>
+              <w:rPr>
+                <w:rFonts w:ascii="Times New Roman" w:hAnsi="Times New Roman"/>
+                <w:sz w:val="22"/>
+              </w:rPr>
+              <w:t>3</w:t>
+            </w:r>
+          </w:p>
+        </w:tc>
+        <w:tc>
+          <w:tcPr>
+            <w:tcW w:type="dxa" w:w="8064"/>
+          </w:tcPr>
+          <w:p>
+            <w:r/>
+            <w:r>
+              <w:rPr>
+                <w:rFonts w:ascii="Times New Roman" w:hAnsi="Times New Roman"/>
+                <w:sz w:val="22"/>
+              </w:rPr>
+              <w:t>Click the "Delete" button, then confirm the permanent deletion in the dialog.</w:t>
+            </w:r>
+          </w:p>
+        </w:tc>
+      </w:tr>
+      <w:tr>
+        <w:tc>
+          <w:tcPr>
+            <w:tcW w:type="dxa" w:w="1152"/>
+          </w:tcPr>
+          <w:p>
+            <w:r/>
+            <w:r>
+              <w:rPr>
+                <w:rFonts w:ascii="Times New Roman" w:hAnsi="Times New Roman"/>
+                <w:sz w:val="22"/>
+              </w:rPr>
+              <w:t>4</w:t>
+            </w:r>
+          </w:p>
+        </w:tc>
+        <w:tc>
+          <w:tcPr>
+            <w:tcW w:type="dxa" w:w="8064"/>
+          </w:tcPr>
+          <w:p>
+            <w:r/>
+            <w:r>
+              <w:rPr>
+                <w:rFonts w:ascii="Times New Roman" w:hAnsi="Times New Roman"/>
+                <w:sz w:val="22"/>
+              </w:rPr>
+              <w:t>The document disappears from every list immediately, and a "delete" entry is recorded in the audit log.</w:t>
+            </w:r>
+          </w:p>
+        </w:tc>
+      </w:tr>
+    </w:tbl>
+    <w:p>
+      <w:pPr>
+        <w:jc w:val="center"/>
+      </w:pPr>
+      <w:r>
+        <w:drawing>
+          <wp:inline xmlns:a="http://schemas.openxmlformats.org/drawingml/2006/main" xmlns:pic="http://schemas.openxmlformats.org/drawingml/2006/picture">
+            <wp:extent cx="5577840" cy="3486150"/>
+            <wp:docPr id="12" name="Picture 12"/>
+            <wp:cNvGraphicFramePr>
+              <a:graphicFrameLocks noChangeAspect="1"/>
+            </wp:cNvGraphicFramePr>
+            <a:graphic>
+              <a:graphicData uri="http://schemas.openxmlformats.org/drawingml/2006/picture">
+                <pic:pic>
+                  <pic:nvPicPr>
+                    <pic:cNvPr id="0" name="12-delete.png"/>
+                    <pic:cNvPicPr/>
+                  </pic:nvPicPr>
+                  <pic:blipFill>
+                    <a:blip r:embed="rId20"/>
+                    <a:stretch>
+                      <a:fillRect/>
+                    </a:stretch>
+                  </pic:blipFill>
+                  <pic:spPr>
+                    <a:xfrm>
+                      <a:off x="0" y="0"/>
+                      <a:ext cx="5577840" cy="3486150"/>
+                    </a:xfrm>
+                    <a:prstGeom prst="rect"/>
+                  </pic:spPr>
+                </pic:pic>
+              </a:graphicData>
+            </a:graphic>
+          </wp:inline>
+        </w:drawing>
+      </w:r>
+    </w:p>
+    <w:p>
+      <w:pPr>
+        <w:jc w:val="center"/>
+      </w:pPr>
+      <w:r>
+        <w:rPr>
+          <w:i/>
+          <w:sz w:val="18"/>
+        </w:rPr>
+        <w:t>Figure 12 — Delete action on the review screen (admin only)</w:t>
+      </w:r>
+    </w:p>
     <w:p>
       <w:pPr>
         <w:spacing w:after="80"/>

--- a/Works/4.User Manual Template.docx
+++ b/Works/4.User Manual Template.docx
@@ -27,7 +27,7 @@
           <w:i/>
           <w:sz w:val="32"/>
         </w:rPr>
-        <w:t>DocExtract — Intelligent Document Processing</w:t>
+        <w:t>DocExtract - Intelligent Document Processing</w:t>
       </w:r>
     </w:p>
     <w:p/>
@@ -277,6 +277,68 @@
           </w:p>
         </w:tc>
       </w:tr>
+      <w:tr>
+        <w:tc>
+          <w:tcPr>
+            <w:tcW w:type="dxa" w:w="2353"/>
+          </w:tcPr>
+          <w:p>
+            <w:r/>
+            <w:r>
+              <w:rPr>
+                <w:rFonts w:ascii="Times New Roman" w:hAnsi="Times New Roman"/>
+                <w:sz w:val="20"/>
+              </w:rPr>
+              <w:t>1.2</w:t>
+            </w:r>
+          </w:p>
+        </w:tc>
+        <w:tc>
+          <w:tcPr>
+            <w:tcW w:type="dxa" w:w="2353"/>
+          </w:tcPr>
+          <w:p>
+            <w:r/>
+            <w:r>
+              <w:rPr>
+                <w:rFonts w:ascii="Times New Roman" w:hAnsi="Times New Roman"/>
+                <w:sz w:val="20"/>
+              </w:rPr>
+              <w:t>29 Juli 2026</w:t>
+            </w:r>
+          </w:p>
+        </w:tc>
+        <w:tc>
+          <w:tcPr>
+            <w:tcW w:type="dxa" w:w="2353"/>
+          </w:tcPr>
+          <w:p>
+            <w:r/>
+            <w:r>
+              <w:rPr>
+                <w:rFonts w:ascii="Times New Roman" w:hAnsi="Times New Roman"/>
+                <w:sz w:val="20"/>
+              </w:rPr>
+              <w:t>Tim DocExtract</w:t>
+            </w:r>
+          </w:p>
+        </w:tc>
+        <w:tc>
+          <w:tcPr>
+            <w:tcW w:type="dxa" w:w="2353"/>
+          </w:tcPr>
+          <w:p>
+            <w:r/>
+            <w:r>
+              <w:rPr>
+                <w:rFonts w:ascii="Times New Roman" w:hAnsi="Times New Roman"/>
+                <w:sz w:val="20"/>
+              </w:rPr>
+              <w:t>Added section 7 (Archive and date-range export); updated section 6; renumbered sections 7-12 to 8-13 and figures 7-12 to 9-14.</w:t>
+            </w:r>
+          </w:p>
+        </w:tc>
+      </w:tr>
     </w:tbl>
     <w:p>
       <w:pPr>
@@ -501,7 +563,7 @@
           <w:rFonts w:ascii="Times New Roman" w:hAnsi="Times New Roman"/>
           <w:sz w:val="22"/>
         </w:rPr>
-        <w:t>Definisi</w:t>
+        <w:t>Definitions</w:t>
       </w:r>
     </w:p>
     <w:p>
@@ -577,15 +639,13 @@
       </w:r>
     </w:p>
     <w:p>
-      <w:pPr>
-        <w:spacing w:after="80"/>
-      </w:pPr>
       <w:r>
         <w:rPr>
           <w:rFonts w:ascii="Times New Roman" w:hAnsi="Times New Roman"/>
+          <w:b w:val="0"/>
           <w:sz w:val="22"/>
         </w:rPr>
-        <w:t>7. Dashboard (Accuracy Evaluation &amp; ROI Calculator)</w:t>
+        <w:t>7. Archive &amp; Export a Date Range</w:t>
       </w:r>
     </w:p>
     <w:p>
@@ -597,7 +657,7 @@
           <w:rFonts w:ascii="Times New Roman" w:hAnsi="Times New Roman"/>
           <w:sz w:val="22"/>
         </w:rPr>
-        <w:t>8. Audit Log</w:t>
+        <w:t>8. Dashboard (Accuracy Evaluation &amp; ROI Calculator)</w:t>
       </w:r>
     </w:p>
     <w:p>
@@ -609,7 +669,7 @@
           <w:rFonts w:ascii="Times New Roman" w:hAnsi="Times New Roman"/>
           <w:sz w:val="22"/>
         </w:rPr>
-        <w:t>9. Settings (Validation Rules &amp; User Management)</w:t>
+        <w:t>9. Audit Log</w:t>
       </w:r>
     </w:p>
     <w:p>
@@ -621,7 +681,7 @@
           <w:rFonts w:ascii="Times New Roman" w:hAnsi="Times New Roman"/>
           <w:sz w:val="22"/>
         </w:rPr>
-        <w:t>10. Model Speed (Performance) Page</w:t>
+        <w:t>10. Settings (Validation Rules &amp; User Management)</w:t>
       </w:r>
     </w:p>
     <w:p>
@@ -633,7 +693,7 @@
           <w:rFonts w:ascii="Times New Roman" w:hAnsi="Times New Roman"/>
           <w:sz w:val="22"/>
         </w:rPr>
-        <w:t>11. RAG Assistant (Document Chat)</w:t>
+        <w:t>11. Model Speed (Performance) Page</w:t>
       </w:r>
     </w:p>
     <w:p>
@@ -645,7 +705,19 @@
           <w:rFonts w:ascii="Times New Roman" w:hAnsi="Times New Roman"/>
           <w:sz w:val="22"/>
         </w:rPr>
-        <w:t>12. Admin Document Deletion</w:t>
+        <w:t>12. RAG Assistant (Document Chat)</w:t>
+      </w:r>
+    </w:p>
+    <w:p>
+      <w:pPr>
+        <w:spacing w:after="80"/>
+      </w:pPr>
+      <w:r>
+        <w:rPr>
+          <w:rFonts w:ascii="Times New Roman" w:hAnsi="Times New Roman"/>
+          <w:sz w:val="22"/>
+        </w:rPr>
+        <w:t>13. Admin Document Deletion</w:t>
       </w:r>
     </w:p>
     <w:p>
@@ -676,7 +748,7 @@
           <w:color w:val="000000"/>
           <w:sz w:val="36"/>
         </w:rPr>
-        <w:t>Definisi</w:t>
+        <w:t>Definitions</w:t>
       </w:r>
     </w:p>
     <w:p>
@@ -716,7 +788,7 @@
           <w:rFonts w:ascii="Times New Roman" w:hAnsi="Times New Roman"/>
           <w:sz w:val="22"/>
         </w:rPr>
-        <w:t>Document types: Invoice, Purchase Order, Receipt — the three document types DocExtract can extract.</w:t>
+        <w:t>Document types: Invoice, Purchase Order, Receipt - the three document types DocExtract can extract.</w:t>
       </w:r>
     </w:p>
     <w:p>
@@ -752,7 +824,7 @@
           <w:rFonts w:ascii="Times New Roman" w:hAnsi="Times New Roman"/>
           <w:sz w:val="22"/>
         </w:rPr>
-        <w:t>Status: a document's place in the workflow — extracted, in_review, flagged, approved, or rejected.</w:t>
+        <w:t>Status: a document's place in the workflow - extracted, in_review, flagged, approved, or rejected.</w:t>
       </w:r>
     </w:p>
     <w:p>
@@ -853,11 +925,9 @@
             <w:r>
               <w:rPr>
                 <w:rFonts w:ascii="Times New Roman" w:hAnsi="Times New Roman"/>
-                <w:b/>
-                <w:color w:val="FFFFFF"/>
-                <w:sz w:val="22"/>
+                <w:sz w:val="20"/>
               </w:rPr>
-              <w:t>Langkah</w:t>
+              <w:t>Step</w:t>
             </w:r>
           </w:p>
         </w:tc>
@@ -871,11 +941,9 @@
             <w:r>
               <w:rPr>
                 <w:rFonts w:ascii="Times New Roman" w:hAnsi="Times New Roman"/>
-                <w:b/>
-                <w:color w:val="FFFFFF"/>
-                <w:sz w:val="22"/>
+                <w:sz w:val="20"/>
               </w:rPr>
-              <w:t>Kegiatan</w:t>
+              <w:t>Activity</w:t>
             </w:r>
           </w:p>
         </w:tc>
@@ -1057,7 +1125,7 @@
           <w:i/>
           <w:sz w:val="18"/>
         </w:rPr>
-        <w:t>Figure 1 — Sign In page with demo-account tabs</w:t>
+        <w:t>Figure 1 - Sign In page with demo-account tabs</w:t>
       </w:r>
     </w:p>
     <w:p>
@@ -1122,11 +1190,9 @@
             <w:r>
               <w:rPr>
                 <w:rFonts w:ascii="Times New Roman" w:hAnsi="Times New Roman"/>
-                <w:b/>
-                <w:color w:val="FFFFFF"/>
-                <w:sz w:val="22"/>
+                <w:sz w:val="20"/>
               </w:rPr>
-              <w:t>Langkah</w:t>
+              <w:t>Step</w:t>
             </w:r>
           </w:p>
         </w:tc>
@@ -1140,11 +1206,9 @@
             <w:r>
               <w:rPr>
                 <w:rFonts w:ascii="Times New Roman" w:hAnsi="Times New Roman"/>
-                <w:b/>
-                <w:color w:val="FFFFFF"/>
-                <w:sz w:val="22"/>
+                <w:sz w:val="20"/>
               </w:rPr>
-              <w:t>Kegiatan</w:t>
+              <w:t>Activity</w:t>
             </w:r>
           </w:p>
         </w:tc>
@@ -1272,7 +1336,7 @@
                 <w:rFonts w:ascii="Times New Roman" w:hAnsi="Times New Roman"/>
                 <w:sz w:val="22"/>
               </w:rPr>
-              <w:t>In the "Model" dropdown, choose the extraction model for this run: Qwen3-VL-4B (local, default), MiniCPM-V (local), or Gemini (hosted — documents are sent off this machine; the option is disabled when its API key is not configured).</w:t>
+              <w:t>In the "Model" dropdown, choose the extraction model for this run: Qwen3-VL-4B (local, default), MiniCPM-V (local), or Gemini (hosted - documents are sent off this machine; the option is disabled when its API key is not configured).</w:t>
             </w:r>
           </w:p>
         </w:tc>
@@ -1336,7 +1400,7 @@
                 <w:rFonts w:ascii="Times New Roman" w:hAnsi="Times New Roman"/>
                 <w:sz w:val="22"/>
               </w:rPr>
-              <w:t>Wait for the progress indicator — files are extracted one at a time by the local vision model.</w:t>
+              <w:t>Wait for the progress indicator - files are extracted one at a time by the local vision model.</w:t>
             </w:r>
           </w:p>
         </w:tc>
@@ -1390,7 +1454,7 @@
           <w:i/>
           <w:sz w:val="18"/>
         </w:rPr>
-        <w:t>Figure 2 — Upload page with the extraction-model picker</w:t>
+        <w:t>Figure 2 - Upload page with the extraction-model picker</w:t>
       </w:r>
     </w:p>
     <w:p>
@@ -1455,11 +1519,9 @@
             <w:r>
               <w:rPr>
                 <w:rFonts w:ascii="Times New Roman" w:hAnsi="Times New Roman"/>
-                <w:b/>
-                <w:color w:val="FFFFFF"/>
-                <w:sz w:val="22"/>
+                <w:sz w:val="20"/>
               </w:rPr>
-              <w:t>Langkah</w:t>
+              <w:t>Step</w:t>
             </w:r>
           </w:p>
         </w:tc>
@@ -1473,11 +1535,9 @@
             <w:r>
               <w:rPr>
                 <w:rFonts w:ascii="Times New Roman" w:hAnsi="Times New Roman"/>
-                <w:b/>
-                <w:color w:val="FFFFFF"/>
-                <w:sz w:val="22"/>
+                <w:sz w:val="20"/>
               </w:rPr>
-              <w:t>Kegiatan</w:t>
+              <w:t>Activity</w:t>
             </w:r>
           </w:p>
         </w:tc>
@@ -1659,7 +1719,7 @@
           <w:i/>
           <w:sz w:val="18"/>
         </w:rPr>
-        <w:t>Figure 3 — Extraction results beside the source document</w:t>
+        <w:t>Figure 3 - Extraction results beside the source document</w:t>
       </w:r>
     </w:p>
     <w:p>
@@ -1724,11 +1784,9 @@
             <w:r>
               <w:rPr>
                 <w:rFonts w:ascii="Times New Roman" w:hAnsi="Times New Roman"/>
-                <w:b/>
-                <w:color w:val="FFFFFF"/>
-                <w:sz w:val="22"/>
+                <w:sz w:val="20"/>
               </w:rPr>
-              <w:t>Langkah</w:t>
+              <w:t>Step</w:t>
             </w:r>
           </w:p>
         </w:tc>
@@ -1742,11 +1800,9 @@
             <w:r>
               <w:rPr>
                 <w:rFonts w:ascii="Times New Roman" w:hAnsi="Times New Roman"/>
-                <w:b/>
-                <w:color w:val="FFFFFF"/>
-                <w:sz w:val="22"/>
+                <w:sz w:val="20"/>
               </w:rPr>
-              <w:t>Kegiatan</w:t>
+              <w:t>Activity</w:t>
             </w:r>
           </w:p>
         </w:tc>
@@ -1960,7 +2016,7 @@
           <w:i/>
           <w:sz w:val="18"/>
         </w:rPr>
-        <w:t>Figure 4 — Review of a flagged document (missing fields highlighted)</w:t>
+        <w:t>Figure 4 - Review of a flagged document (missing fields highlighted)</w:t>
       </w:r>
     </w:p>
     <w:p>
@@ -2025,11 +2081,9 @@
             <w:r>
               <w:rPr>
                 <w:rFonts w:ascii="Times New Roman" w:hAnsi="Times New Roman"/>
-                <w:b/>
-                <w:color w:val="FFFFFF"/>
-                <w:sz w:val="22"/>
+                <w:sz w:val="20"/>
               </w:rPr>
-              <w:t>Langkah</w:t>
+              <w:t>Step</w:t>
             </w:r>
           </w:p>
         </w:tc>
@@ -2043,11 +2097,9 @@
             <w:r>
               <w:rPr>
                 <w:rFonts w:ascii="Times New Roman" w:hAnsi="Times New Roman"/>
-                <w:b/>
-                <w:color w:val="FFFFFF"/>
-                <w:sz w:val="22"/>
+                <w:sz w:val="20"/>
               </w:rPr>
-              <w:t>Kegiatan</w:t>
+              <w:t>Activity</w:t>
             </w:r>
           </w:p>
         </w:tc>
@@ -2229,7 +2281,7 @@
           <w:i/>
           <w:sz w:val="18"/>
         </w:rPr>
-        <w:t>Figure 5 — Validation panel with Approve / Reject / Save Corrections actions</w:t>
+        <w:t>Figure 5 - Validation panel with Approve / Reject / Save Corrections actions</w:t>
       </w:r>
     </w:p>
     <w:p>
@@ -2262,7 +2314,7 @@
           <w:b w:val="0"/>
           <w:sz w:val="22"/>
         </w:rPr>
-        <w:t>Only approved documents are exportable — a document must clear human review before its data leaves the system.</w:t>
+        <w:t>Only approved documents are exportable - a document must clear human review before its data leaves the system. This section covers exporting one document, or a hand-picked set, as CSV or JSON. To export a whole period as a report (PDF, Word, Excel, CSV or JSON), see section 7.</w:t>
       </w:r>
     </w:p>
     <w:tbl>
@@ -2294,11 +2346,9 @@
             <w:r>
               <w:rPr>
                 <w:rFonts w:ascii="Times New Roman" w:hAnsi="Times New Roman"/>
-                <w:b/>
-                <w:color w:val="FFFFFF"/>
-                <w:sz w:val="22"/>
+                <w:sz w:val="20"/>
               </w:rPr>
-              <w:t>Langkah</w:t>
+              <w:t>Step</w:t>
             </w:r>
           </w:p>
         </w:tc>
@@ -2312,11 +2362,9 @@
             <w:r>
               <w:rPr>
                 <w:rFonts w:ascii="Times New Roman" w:hAnsi="Times New Roman"/>
-                <w:b/>
-                <w:color w:val="FFFFFF"/>
-                <w:sz w:val="22"/>
+                <w:sz w:val="20"/>
               </w:rPr>
-              <w:t>Kegiatan</w:t>
+              <w:t>Activity</w:t>
             </w:r>
           </w:p>
         </w:tc>
@@ -2466,7 +2514,7 @@
           <w:i/>
           <w:sz w:val="18"/>
         </w:rPr>
-        <w:t>Figure 6 — Document list with per-row and bulk export controls</w:t>
+        <w:t>Figure 6 - Document list with per-row and bulk export controls</w:t>
       </w:r>
     </w:p>
     <w:p>
@@ -2474,6 +2522,563 @@
         <w:spacing w:after="80"/>
       </w:pPr>
     </w:p>
+    <w:p>
+      <w:r>
+        <w:rPr>
+          <w:rFonts w:ascii="Times New Roman" w:hAnsi="Times New Roman"/>
+          <w:b/>
+          <w:color w:val="000000"/>
+          <w:sz w:val="30"/>
+        </w:rPr>
+        <w:t>7. Archive &amp; Export a Date Range</w:t>
+      </w:r>
+    </w:p>
+    <w:p>
+      <w:pPr>
+        <w:jc w:val="both"/>
+      </w:pPr>
+      <w:r>
+        <w:rPr>
+          <w:rFonts w:ascii="Times New Roman" w:hAnsi="Times New Roman"/>
+          <w:b w:val="0"/>
+          <w:sz w:val="22"/>
+        </w:rPr>
+        <w:t>The Archive is the record of what was signed off and when: once an admin approves a document it is filed under its approval date. Staff and admin can browse it a year at a time, open one month, and export any period as a report. Only approved documents ever appear here.</w:t>
+      </w:r>
+    </w:p>
+    <w:tbl>
+      <w:tblPr>
+        <w:tblStyle w:val="TableGrid"/>
+        <w:tblW w:type="auto" w:w="0"/>
+        <w:tblLook w:firstColumn="1" w:firstRow="1" w:lastColumn="0" w:lastRow="0" w:noHBand="0" w:noVBand="1" w:val="04A0"/>
+      </w:tblPr>
+      <w:tblGrid>
+        <w:gridCol w:w="4706"/>
+        <w:gridCol w:w="4706"/>
+      </w:tblGrid>
+      <w:tr>
+        <w:tc>
+          <w:tcPr>
+            <w:tcW w:type="dxa" w:w="4706"/>
+          </w:tcPr>
+          <w:p>
+            <w:r/>
+            <w:r>
+              <w:rPr>
+                <w:rFonts w:ascii="Times New Roman" w:hAnsi="Times New Roman"/>
+                <w:sz w:val="20"/>
+              </w:rPr>
+              <w:t>Step</w:t>
+            </w:r>
+          </w:p>
+        </w:tc>
+        <w:tc>
+          <w:tcPr>
+            <w:tcW w:type="dxa" w:w="4706"/>
+          </w:tcPr>
+          <w:p>
+            <w:r/>
+            <w:r>
+              <w:rPr>
+                <w:rFonts w:ascii="Times New Roman" w:hAnsi="Times New Roman"/>
+                <w:sz w:val="20"/>
+              </w:rPr>
+              <w:t>Activity</w:t>
+            </w:r>
+          </w:p>
+        </w:tc>
+      </w:tr>
+      <w:tr>
+        <w:tc>
+          <w:tcPr>
+            <w:tcW w:type="dxa" w:w="1296"/>
+          </w:tcPr>
+          <w:p>
+            <w:r/>
+            <w:r>
+              <w:rPr>
+                <w:rFonts w:ascii="Times New Roman" w:hAnsi="Times New Roman"/>
+                <w:sz w:val="20"/>
+              </w:rPr>
+              <w:t>1</w:t>
+            </w:r>
+          </w:p>
+        </w:tc>
+        <w:tc>
+          <w:tcPr>
+            <w:tcW w:type="dxa" w:w="7920"/>
+          </w:tcPr>
+          <w:p>
+            <w:r/>
+            <w:r>
+              <w:rPr>
+                <w:rFonts w:ascii="Times New Roman" w:hAnsi="Times New Roman"/>
+                <w:sz w:val="20"/>
+              </w:rPr>
+              <w:t>Sign in as staff or admin and open Archive from the sidebar.</w:t>
+            </w:r>
+          </w:p>
+        </w:tc>
+      </w:tr>
+      <w:tr>
+        <w:tc>
+          <w:tcPr>
+            <w:tcW w:type="dxa" w:w="1296"/>
+          </w:tcPr>
+          <w:p>
+            <w:r/>
+            <w:r>
+              <w:rPr>
+                <w:rFonts w:ascii="Times New Roman" w:hAnsi="Times New Roman"/>
+                <w:sz w:val="20"/>
+              </w:rPr>
+              <w:t>2</w:t>
+            </w:r>
+          </w:p>
+        </w:tc>
+        <w:tc>
+          <w:tcPr>
+            <w:tcW w:type="dxa" w:w="7920"/>
+          </w:tcPr>
+          <w:p>
+            <w:r/>
+            <w:r>
+              <w:rPr>
+                <w:rFonts w:ascii="Times New Roman" w:hAnsi="Times New Roman"/>
+                <w:sz w:val="20"/>
+              </w:rPr>
+              <w:t>Use the arrows either side of the year to move between years. Years without approved documents are not reachable.</w:t>
+            </w:r>
+          </w:p>
+        </w:tc>
+      </w:tr>
+      <w:tr>
+        <w:tc>
+          <w:tcPr>
+            <w:tcW w:type="dxa" w:w="1296"/>
+          </w:tcPr>
+          <w:p>
+            <w:r/>
+            <w:r>
+              <w:rPr>
+                <w:rFonts w:ascii="Times New Roman" w:hAnsi="Times New Roman"/>
+                <w:sz w:val="20"/>
+              </w:rPr>
+              <w:t>3</w:t>
+            </w:r>
+          </w:p>
+        </w:tc>
+        <w:tc>
+          <w:tcPr>
+            <w:tcW w:type="dxa" w:w="7920"/>
+          </w:tcPr>
+          <w:p>
+            <w:r/>
+            <w:r>
+              <w:rPr>
+                <w:rFonts w:ascii="Times New Roman" w:hAnsi="Times New Roman"/>
+                <w:sz w:val="20"/>
+              </w:rPr>
+              <w:t>Click a month that has documents. Months showing "No documents" are disabled.</w:t>
+            </w:r>
+          </w:p>
+        </w:tc>
+      </w:tr>
+      <w:tr>
+        <w:tc>
+          <w:tcPr>
+            <w:tcW w:type="dxa" w:w="1296"/>
+          </w:tcPr>
+          <w:p>
+            <w:r/>
+            <w:r>
+              <w:rPr>
+                <w:rFonts w:ascii="Times New Roman" w:hAnsi="Times New Roman"/>
+                <w:sz w:val="20"/>
+              </w:rPr>
+              <w:t>4</w:t>
+            </w:r>
+          </w:p>
+        </w:tc>
+        <w:tc>
+          <w:tcPr>
+            <w:tcW w:type="dxa" w:w="7920"/>
+          </w:tcPr>
+          <w:p>
+            <w:r/>
+            <w:r>
+              <w:rPr>
+                <w:rFonts w:ascii="Times New Roman" w:hAnsi="Times New Roman"/>
+                <w:sz w:val="20"/>
+              </w:rPr>
+              <w:t>Inside the month, documents are grouped by approval date. Click a date heading to open or close that day.</w:t>
+            </w:r>
+          </w:p>
+        </w:tc>
+      </w:tr>
+      <w:tr>
+        <w:tc>
+          <w:tcPr>
+            <w:tcW w:type="dxa" w:w="1296"/>
+          </w:tcPr>
+          <w:p>
+            <w:r/>
+            <w:r>
+              <w:rPr>
+                <w:rFonts w:ascii="Times New Roman" w:hAnsi="Times New Roman"/>
+                <w:sz w:val="20"/>
+              </w:rPr>
+              <w:t>5</w:t>
+            </w:r>
+          </w:p>
+        </w:tc>
+        <w:tc>
+          <w:tcPr>
+            <w:tcW w:type="dxa" w:w="7920"/>
+          </w:tcPr>
+          <w:p>
+            <w:r/>
+            <w:r>
+              <w:rPr>
+                <w:rFonts w:ascii="Times New Roman" w:hAnsi="Times New Roman"/>
+                <w:sz w:val="20"/>
+              </w:rPr>
+              <w:t>Narrow the list with Search (document name or Doc ID), Approved on (a specific date), or Type. Press Clear to reset every filter.</w:t>
+            </w:r>
+          </w:p>
+        </w:tc>
+      </w:tr>
+      <w:tr>
+        <w:tc>
+          <w:tcPr>
+            <w:tcW w:type="dxa" w:w="1296"/>
+          </w:tcPr>
+          <w:p>
+            <w:r/>
+            <w:r>
+              <w:rPr>
+                <w:rFonts w:ascii="Times New Roman" w:hAnsi="Times New Roman"/>
+                <w:sz w:val="20"/>
+              </w:rPr>
+              <w:t>6</w:t>
+            </w:r>
+          </w:p>
+        </w:tc>
+        <w:tc>
+          <w:tcPr>
+            <w:tcW w:type="dxa" w:w="7920"/>
+          </w:tcPr>
+          <w:p>
+            <w:r/>
+            <w:r>
+              <w:rPr>
+                <w:rFonts w:ascii="Times New Roman" w:hAnsi="Times New Roman"/>
+                <w:sz w:val="20"/>
+              </w:rPr>
+              <w:t>Click View on any row to open that document.</w:t>
+            </w:r>
+          </w:p>
+        </w:tc>
+      </w:tr>
+      <w:tr>
+        <w:tc>
+          <w:tcPr>
+            <w:tcW w:type="dxa" w:w="1296"/>
+          </w:tcPr>
+          <w:p>
+            <w:r/>
+            <w:r>
+              <w:rPr>
+                <w:rFonts w:ascii="Times New Roman" w:hAnsi="Times New Roman"/>
+                <w:sz w:val="20"/>
+              </w:rPr>
+              <w:t>7</w:t>
+            </w:r>
+          </w:p>
+        </w:tc>
+        <w:tc>
+          <w:tcPr>
+            <w:tcW w:type="dxa" w:w="7920"/>
+          </w:tcPr>
+          <w:p>
+            <w:r/>
+            <w:r>
+              <w:rPr>
+                <w:rFonts w:ascii="Times New Roman" w:hAnsi="Times New Roman"/>
+                <w:sz w:val="20"/>
+              </w:rPr>
+              <w:t>To export, return to the year view and press Export next to the year.</w:t>
+            </w:r>
+          </w:p>
+        </w:tc>
+      </w:tr>
+      <w:tr>
+        <w:tc>
+          <w:tcPr>
+            <w:tcW w:type="dxa" w:w="1296"/>
+          </w:tcPr>
+          <w:p>
+            <w:r/>
+            <w:r>
+              <w:rPr>
+                <w:rFonts w:ascii="Times New Roman" w:hAnsi="Times New Roman"/>
+                <w:sz w:val="20"/>
+              </w:rPr>
+              <w:t>8</w:t>
+            </w:r>
+          </w:p>
+        </w:tc>
+        <w:tc>
+          <w:tcPr>
+            <w:tcW w:type="dxa" w:w="7920"/>
+          </w:tcPr>
+          <w:p>
+            <w:r/>
+            <w:r>
+              <w:rPr>
+                <w:rFonts w:ascii="Times New Roman" w:hAnsi="Times New Roman"/>
+                <w:sz w:val="20"/>
+              </w:rPr>
+              <w:t>Choose the period: Full year, Months (from which month to which month), or Dates (from which date to which date).</w:t>
+            </w:r>
+          </w:p>
+        </w:tc>
+      </w:tr>
+      <w:tr>
+        <w:tc>
+          <w:tcPr>
+            <w:tcW w:type="dxa" w:w="1296"/>
+          </w:tcPr>
+          <w:p>
+            <w:r/>
+            <w:r>
+              <w:rPr>
+                <w:rFonts w:ascii="Times New Roman" w:hAnsi="Times New Roman"/>
+                <w:sz w:val="20"/>
+              </w:rPr>
+              <w:t>9</w:t>
+            </w:r>
+          </w:p>
+        </w:tc>
+        <w:tc>
+          <w:tcPr>
+            <w:tcW w:type="dxa" w:w="7920"/>
+          </w:tcPr>
+          <w:p>
+            <w:r/>
+            <w:r>
+              <w:rPr>
+                <w:rFonts w:ascii="Times New Roman" w:hAnsi="Times New Roman"/>
+                <w:sz w:val="20"/>
+              </w:rPr>
+              <w:t>Optionally narrow to one document type.</w:t>
+            </w:r>
+          </w:p>
+        </w:tc>
+      </w:tr>
+      <w:tr>
+        <w:tc>
+          <w:tcPr>
+            <w:tcW w:type="dxa" w:w="1296"/>
+          </w:tcPr>
+          <w:p>
+            <w:r/>
+            <w:r>
+              <w:rPr>
+                <w:rFonts w:ascii="Times New Roman" w:hAnsi="Times New Roman"/>
+                <w:sz w:val="20"/>
+              </w:rPr>
+              <w:t>10</w:t>
+            </w:r>
+          </w:p>
+        </w:tc>
+        <w:tc>
+          <w:tcPr>
+            <w:tcW w:type="dxa" w:w="7920"/>
+          </w:tcPr>
+          <w:p>
+            <w:r/>
+            <w:r>
+              <w:rPr>
+                <w:rFonts w:ascii="Times New Roman" w:hAnsi="Times New Roman"/>
+                <w:sz w:val="20"/>
+              </w:rPr>
+              <w:t>Choose the file format: PDF or Word for a printable report; Excel, CSV or JSON to process the data further.</w:t>
+            </w:r>
+          </w:p>
+        </w:tc>
+      </w:tr>
+      <w:tr>
+        <w:tc>
+          <w:tcPr>
+            <w:tcW w:type="dxa" w:w="1296"/>
+          </w:tcPr>
+          <w:p>
+            <w:r/>
+            <w:r>
+              <w:rPr>
+                <w:rFonts w:ascii="Times New Roman" w:hAnsi="Times New Roman"/>
+                <w:sz w:val="20"/>
+              </w:rPr>
+              <w:t>11</w:t>
+            </w:r>
+          </w:p>
+        </w:tc>
+        <w:tc>
+          <w:tcPr>
+            <w:tcW w:type="dxa" w:w="7920"/>
+          </w:tcPr>
+          <w:p>
+            <w:r/>
+            <w:r>
+              <w:rPr>
+                <w:rFonts w:ascii="Times New Roman" w:hAnsi="Times New Roman"/>
+                <w:sz w:val="20"/>
+              </w:rPr>
+              <w:t>Check the document count at the bottom left, then press Export. The count is zero and Export is disabled when the chosen period holds no approved documents.</w:t>
+            </w:r>
+          </w:p>
+        </w:tc>
+      </w:tr>
+      <w:tr>
+        <w:tc>
+          <w:tcPr>
+            <w:tcW w:type="dxa" w:w="1296"/>
+          </w:tcPr>
+          <w:p>
+            <w:r/>
+            <w:r>
+              <w:rPr>
+                <w:rFonts w:ascii="Times New Roman" w:hAnsi="Times New Roman"/>
+                <w:sz w:val="20"/>
+              </w:rPr>
+              <w:t>12</w:t>
+            </w:r>
+          </w:p>
+        </w:tc>
+        <w:tc>
+          <w:tcPr>
+            <w:tcW w:type="dxa" w:w="7920"/>
+          </w:tcPr>
+          <w:p>
+            <w:r/>
+            <w:r>
+              <w:rPr>
+                <w:rFonts w:ascii="Times New Roman" w:hAnsi="Times New Roman"/>
+                <w:sz w:val="20"/>
+              </w:rPr>
+              <w:t>The file downloads as archive_&lt;start&gt;_&lt;end&gt;.&lt;format&gt;. Every export is recorded in the Audit Log against your account.</w:t>
+            </w:r>
+          </w:p>
+        </w:tc>
+      </w:tr>
+    </w:tbl>
+    <w:p>
+      <w:pPr>
+        <w:jc w:val="center"/>
+      </w:pPr>
+      <w:r>
+        <w:drawing>
+          <wp:inline xmlns:a="http://schemas.openxmlformats.org/drawingml/2006/main" xmlns:pic="http://schemas.openxmlformats.org/drawingml/2006/picture">
+            <wp:extent cx="5486400" cy="3429000"/>
+            <wp:docPr id="13" name="Picture 13"/>
+            <wp:cNvGraphicFramePr>
+              <a:graphicFrameLocks noChangeAspect="1"/>
+            </wp:cNvGraphicFramePr>
+            <a:graphic>
+              <a:graphicData uri="http://schemas.openxmlformats.org/drawingml/2006/picture">
+                <pic:pic>
+                  <pic:nvPicPr>
+                    <pic:cNvPr id="0" name="20_admin_archive-month-daygroups.png"/>
+                    <pic:cNvPicPr/>
+                  </pic:nvPicPr>
+                  <pic:blipFill>
+                    <a:blip r:embed="rId21"/>
+                    <a:stretch>
+                      <a:fillRect/>
+                    </a:stretch>
+                  </pic:blipFill>
+                  <pic:spPr>
+                    <a:xfrm>
+                      <a:off x="0" y="0"/>
+                      <a:ext cx="5486400" cy="3429000"/>
+                    </a:xfrm>
+                    <a:prstGeom prst="rect"/>
+                  </pic:spPr>
+                </pic:pic>
+              </a:graphicData>
+            </a:graphic>
+          </wp:inline>
+        </w:drawing>
+      </w:r>
+    </w:p>
+    <w:p>
+      <w:pPr>
+        <w:jc w:val="center"/>
+      </w:pPr>
+      <w:r>
+        <w:rPr>
+          <w:rFonts w:ascii="Times New Roman" w:hAnsi="Times New Roman"/>
+          <w:b w:val="0"/>
+          <w:sz w:val="18"/>
+        </w:rPr>
+        <w:t>Figure 7 - Archive: one month, grouped by approval date</w:t>
+      </w:r>
+    </w:p>
+    <w:p/>
+    <w:p>
+      <w:pPr>
+        <w:jc w:val="center"/>
+      </w:pPr>
+      <w:r>
+        <w:drawing>
+          <wp:inline xmlns:a="http://schemas.openxmlformats.org/drawingml/2006/main" xmlns:pic="http://schemas.openxmlformats.org/drawingml/2006/picture">
+            <wp:extent cx="5486400" cy="3429000"/>
+            <wp:docPr id="14" name="Picture 14"/>
+            <wp:cNvGraphicFramePr>
+              <a:graphicFrameLocks noChangeAspect="1"/>
+            </wp:cNvGraphicFramePr>
+            <a:graphic>
+              <a:graphicData uri="http://schemas.openxmlformats.org/drawingml/2006/picture">
+                <pic:pic>
+                  <pic:nvPicPr>
+                    <pic:cNvPr id="0" name="22_admin_export-menu-fullyear.png"/>
+                    <pic:cNvPicPr/>
+                  </pic:nvPicPr>
+                  <pic:blipFill>
+                    <a:blip r:embed="rId22"/>
+                    <a:stretch>
+                      <a:fillRect/>
+                    </a:stretch>
+                  </pic:blipFill>
+                  <pic:spPr>
+                    <a:xfrm>
+                      <a:off x="0" y="0"/>
+                      <a:ext cx="5486400" cy="3429000"/>
+                    </a:xfrm>
+                    <a:prstGeom prst="rect"/>
+                  </pic:spPr>
+                </pic:pic>
+              </a:graphicData>
+            </a:graphic>
+          </wp:inline>
+        </w:drawing>
+      </w:r>
+    </w:p>
+    <w:p>
+      <w:pPr>
+        <w:jc w:val="center"/>
+      </w:pPr>
+      <w:r>
+        <w:rPr>
+          <w:rFonts w:ascii="Times New Roman" w:hAnsi="Times New Roman"/>
+          <w:b w:val="0"/>
+          <w:sz w:val="18"/>
+        </w:rPr>
+        <w:t>Figure 8 - Export menu: period, document type, and file format</w:t>
+      </w:r>
+    </w:p>
+    <w:p/>
     <w:p>
       <w:pPr>
         <w:spacing w:before="320" w:after="120"/>
@@ -2485,7 +3090,7 @@
           <w:color w:val="000000"/>
           <w:sz w:val="30"/>
         </w:rPr>
-        <w:t>7. Dashboard (Accuracy Evaluation &amp; ROI Calculator)</w:t>
+        <w:t>8. Dashboard (Accuracy Evaluation &amp; ROI Calculator)</w:t>
       </w:r>
     </w:p>
     <w:p>
@@ -2531,11 +3136,9 @@
             <w:r>
               <w:rPr>
                 <w:rFonts w:ascii="Times New Roman" w:hAnsi="Times New Roman"/>
-                <w:b/>
-                <w:color w:val="FFFFFF"/>
-                <w:sz w:val="22"/>
+                <w:sz w:val="20"/>
               </w:rPr>
-              <w:t>Langkah</w:t>
+              <w:t>Step</w:t>
             </w:r>
           </w:p>
         </w:tc>
@@ -2549,11 +3152,9 @@
             <w:r>
               <w:rPr>
                 <w:rFonts w:ascii="Times New Roman" w:hAnsi="Times New Roman"/>
-                <w:b/>
-                <w:color w:val="FFFFFF"/>
-                <w:sz w:val="22"/>
+                <w:sz w:val="20"/>
               </w:rPr>
-              <w:t>Kegiatan</w:t>
+              <w:t>Activity</w:t>
             </w:r>
           </w:p>
         </w:tc>
@@ -2735,7 +3336,7 @@
           <w:i/>
           <w:sz w:val="18"/>
         </w:rPr>
-        <w:t>Figure 7 — Monitoring dashboard: accuracy evaluation and metrics</w:t>
+        <w:t>Figure 9 - Monitoring dashboard: accuracy evaluation and metrics</w:t>
       </w:r>
     </w:p>
     <w:p>
@@ -2754,7 +3355,7 @@
           <w:color w:val="000000"/>
           <w:sz w:val="30"/>
         </w:rPr>
-        <w:t>8. Audit Log</w:t>
+        <w:t>9. Audit Log</w:t>
       </w:r>
     </w:p>
     <w:p>
@@ -2800,11 +3401,9 @@
             <w:r>
               <w:rPr>
                 <w:rFonts w:ascii="Times New Roman" w:hAnsi="Times New Roman"/>
-                <w:b/>
-                <w:color w:val="FFFFFF"/>
-                <w:sz w:val="22"/>
+                <w:sz w:val="20"/>
               </w:rPr>
-              <w:t>Langkah</w:t>
+              <w:t>Step</w:t>
             </w:r>
           </w:p>
         </w:tc>
@@ -2818,11 +3417,9 @@
             <w:r>
               <w:rPr>
                 <w:rFonts w:ascii="Times New Roman" w:hAnsi="Times New Roman"/>
-                <w:b/>
-                <w:color w:val="FFFFFF"/>
-                <w:sz w:val="22"/>
+                <w:sz w:val="20"/>
               </w:rPr>
-              <w:t>Kegiatan</w:t>
+              <w:t>Activity</w:t>
             </w:r>
           </w:p>
         </w:tc>
@@ -2950,7 +3547,7 @@
                 <w:rFonts w:ascii="Times New Roman" w:hAnsi="Times New Roman"/>
                 <w:sz w:val="22"/>
               </w:rPr>
-              <w:t>The table shows 30 entries per page — use the "Prev" / "Next" buttons below the table to move between pages.</w:t>
+              <w:t>The table shows 30 entries per page - use the "Prev" / "Next" buttons below the table to move between pages.</w:t>
             </w:r>
           </w:p>
         </w:tc>
@@ -3004,7 +3601,7 @@
           <w:i/>
           <w:sz w:val="18"/>
         </w:rPr>
-        <w:t>Figure 8 — Audit Log (last 60 events, paginated)</w:t>
+        <w:t>Figure 10 - Audit Log (last 60 events, paginated)</w:t>
       </w:r>
     </w:p>
     <w:p>
@@ -3023,7 +3620,7 @@
           <w:color w:val="000000"/>
           <w:sz w:val="30"/>
         </w:rPr>
-        <w:t>9. Settings (Validation Rules &amp; User Management)</w:t>
+        <w:t>10. Settings (Validation Rules &amp; User Management)</w:t>
       </w:r>
     </w:p>
     <w:p>
@@ -3069,11 +3666,9 @@
             <w:r>
               <w:rPr>
                 <w:rFonts w:ascii="Times New Roman" w:hAnsi="Times New Roman"/>
-                <w:b/>
-                <w:color w:val="FFFFFF"/>
-                <w:sz w:val="22"/>
+                <w:sz w:val="20"/>
               </w:rPr>
-              <w:t>Langkah</w:t>
+              <w:t>Step</w:t>
             </w:r>
           </w:p>
         </w:tc>
@@ -3087,11 +3682,9 @@
             <w:r>
               <w:rPr>
                 <w:rFonts w:ascii="Times New Roman" w:hAnsi="Times New Roman"/>
-                <w:b/>
-                <w:color w:val="FFFFFF"/>
-                <w:sz w:val="22"/>
+                <w:sz w:val="20"/>
               </w:rPr>
-              <w:t>Kegiatan</w:t>
+              <w:t>Activity</w:t>
             </w:r>
           </w:p>
         </w:tc>
@@ -3155,7 +3748,7 @@
                 <w:rFonts w:ascii="Times New Roman" w:hAnsi="Times New Roman"/>
                 <w:sz w:val="22"/>
               </w:rPr>
-              <w:t>Under "Validation Rules", adjust the PPN rate, reconciliation tolerance, or low-confidence threshold, then click Save — the new values apply to subsequent extractions and corrections.</w:t>
+              <w:t>Under "Validation Rules", adjust the PPN rate, reconciliation tolerance, or low-confidence threshold, then click Save - the new values apply to subsequent extractions and corrections.</w:t>
             </w:r>
           </w:p>
         </w:tc>
@@ -3305,7 +3898,7 @@
           <w:i/>
           <w:sz w:val="18"/>
         </w:rPr>
-        <w:t>Figure 9 — Settings: validation rules and user management</w:t>
+        <w:t>Figure 11 - Settings: validation rules and user management</w:t>
       </w:r>
     </w:p>
     <w:p>
@@ -3324,7 +3917,7 @@
           <w:color w:val="000000"/>
           <w:sz w:val="30"/>
         </w:rPr>
-        <w:t>10. Model Speed (Performance) Page</w:t>
+        <w:t>11. Model Speed (Performance) Page</w:t>
       </w:r>
     </w:p>
     <w:p>
@@ -3370,11 +3963,9 @@
             <w:r>
               <w:rPr>
                 <w:rFonts w:ascii="Times New Roman" w:hAnsi="Times New Roman"/>
-                <w:b/>
-                <w:color w:val="FFFFFF"/>
-                <w:sz w:val="22"/>
+                <w:sz w:val="20"/>
               </w:rPr>
-              <w:t>Langkah</w:t>
+              <w:t>Step</w:t>
             </w:r>
           </w:p>
         </w:tc>
@@ -3388,11 +3979,9 @@
             <w:r>
               <w:rPr>
                 <w:rFonts w:ascii="Times New Roman" w:hAnsi="Times New Roman"/>
-                <w:b/>
-                <w:color w:val="FFFFFF"/>
-                <w:sz w:val="22"/>
+                <w:sz w:val="20"/>
               </w:rPr>
-              <w:t>Kegiatan</w:t>
+              <w:t>Activity</w:t>
             </w:r>
           </w:p>
         </w:tc>
@@ -3552,7 +4141,7 @@
                 <w:rFonts w:ascii="Times New Roman" w:hAnsi="Times New Roman"/>
                 <w:sz w:val="22"/>
               </w:rPr>
-              <w:t>The Processing Log shows 10 rows per page — use the "Prev" / "Next" buttons below the table to move between pages.</w:t>
+              <w:t>The Processing Log shows 10 rows per page - use the "Prev" / "Next" buttons below the table to move between pages.</w:t>
             </w:r>
           </w:p>
         </w:tc>
@@ -3606,7 +4195,7 @@
           <w:i/>
           <w:sz w:val="18"/>
         </w:rPr>
-        <w:t>Figure 10 — Model Performance page with per-model breakdown</w:t>
+        <w:t>Figure 12 - Model Performance page with per-model breakdown</w:t>
       </w:r>
     </w:p>
     <w:p>
@@ -3625,7 +4214,7 @@
           <w:color w:val="000000"/>
           <w:sz w:val="30"/>
         </w:rPr>
-        <w:t>11. RAG Assistant (Document Chat)</w:t>
+        <w:t>12. RAG Assistant (Document Chat)</w:t>
       </w:r>
     </w:p>
     <w:p>
@@ -3671,11 +4260,9 @@
             <w:r>
               <w:rPr>
                 <w:rFonts w:ascii="Times New Roman" w:hAnsi="Times New Roman"/>
-                <w:b/>
-                <w:color w:val="FFFFFF"/>
-                <w:sz w:val="22"/>
+                <w:sz w:val="20"/>
               </w:rPr>
-              <w:t>Langkah</w:t>
+              <w:t>Step</w:t>
             </w:r>
           </w:p>
         </w:tc>
@@ -3689,11 +4276,9 @@
             <w:r>
               <w:rPr>
                 <w:rFonts w:ascii="Times New Roman" w:hAnsi="Times New Roman"/>
-                <w:b/>
-                <w:color w:val="FFFFFF"/>
-                <w:sz w:val="22"/>
+                <w:sz w:val="20"/>
               </w:rPr>
-              <w:t>Kegiatan</w:t>
+              <w:t>Activity</w:t>
             </w:r>
           </w:p>
         </w:tc>
@@ -3853,7 +4438,7 @@
                 <w:rFonts w:ascii="Times New Roman" w:hAnsi="Times New Roman"/>
                 <w:sz w:val="22"/>
               </w:rPr>
-              <w:t>To limit the assistant to a single document, pick that document in the scope dropdown — answers then use only that document. Changing the scope starts a new chat.</w:t>
+              <w:t>To limit the assistant to a single document, pick that document in the scope dropdown - answers then use only that document. Changing the scope starts a new chat.</w:t>
             </w:r>
           </w:p>
         </w:tc>
@@ -3971,7 +4556,7 @@
           <w:i/>
           <w:sz w:val="18"/>
         </w:rPr>
-        <w:t>Figure 11 — Document Assistant with model and document-scope pickers</w:t>
+        <w:t>Figure 13 - Document Assistant with model and document-scope pickers</w:t>
       </w:r>
     </w:p>
     <w:p>
@@ -3990,7 +4575,7 @@
           <w:color w:val="000000"/>
           <w:sz w:val="30"/>
         </w:rPr>
-        <w:t>12. Admin Document Deletion</w:t>
+        <w:t>13. Admin Document Deletion</w:t>
       </w:r>
     </w:p>
     <w:p>
@@ -4036,11 +4621,9 @@
             <w:r>
               <w:rPr>
                 <w:rFonts w:ascii="Times New Roman" w:hAnsi="Times New Roman"/>
-                <w:b/>
-                <w:color w:val="FFFFFF"/>
-                <w:sz w:val="22"/>
+                <w:sz w:val="20"/>
               </w:rPr>
-              <w:t>Langkah</w:t>
+              <w:t>Step</w:t>
             </w:r>
           </w:p>
         </w:tc>
@@ -4054,11 +4637,9 @@
             <w:r>
               <w:rPr>
                 <w:rFonts w:ascii="Times New Roman" w:hAnsi="Times New Roman"/>
-                <w:b/>
-                <w:color w:val="FFFFFF"/>
-                <w:sz w:val="22"/>
+                <w:sz w:val="20"/>
               </w:rPr>
-              <w:t>Kegiatan</w:t>
+              <w:t>Activity</w:t>
             </w:r>
           </w:p>
         </w:tc>
@@ -4240,7 +4821,7 @@
           <w:i/>
           <w:sz w:val="18"/>
         </w:rPr>
-        <w:t>Figure 12 — Delete action on the review screen (admin only)</w:t>
+        <w:t>Figure 14 - Delete action on the review screen (admin only)</w:t>
       </w:r>
     </w:p>
     <w:p>
@@ -4293,7 +4874,7 @@
           <w:i/>
           <w:sz w:val="26"/>
         </w:rPr>
-        <w:t>Signatures — DocExtract Project</w:t>
+        <w:t>Signatures - DocExtract Project</w:t>
       </w:r>
     </w:p>
     <w:tbl>
@@ -4776,6 +5357,8 @@
       </w:pPr>
     </w:p>
     <w:sectPr>
+      <w:headerReference w:type="default" r:id="rId23"/>
+      <w:footerReference w:type="default" r:id="rId24"/>
       <w:pgSz w:w="11906" w:h="16838"/>
       <w:pgMar w:top="1247" w:right="1247" w:bottom="1247" w:left="1247" w:header="720" w:footer="720" w:gutter="0"/>
       <w:cols w:space="720"/>
@@ -4783,6 +5366,26 @@
     </w:sectPr>
   </w:body>
 </w:document>
+</file>
+
+<file path=word/footer1.xml><?xml version="1.0" encoding="utf-8"?>
+<w:ftr xmlns:m="http://schemas.openxmlformats.org/officeDocument/2006/math" xmlns:mc="http://schemas.openxmlformats.org/markup-compatibility/2006" xmlns:mo="http://schemas.microsoft.com/office/mac/office/2008/main" xmlns:mv="urn:schemas-microsoft-com:mac:vml" xmlns:o="urn:schemas-microsoft-com:office:office" xmlns:r="http://schemas.openxmlformats.org/officeDocument/2006/relationships" xmlns:v="urn:schemas-microsoft-com:vml" xmlns:w10="urn:schemas-microsoft-com:office:word" xmlns:w14="http://schemas.microsoft.com/office/word/2010/wordml" xmlns:w="http://schemas.openxmlformats.org/wordprocessingml/2006/main" xmlns:wne="http://schemas.microsoft.com/office/word/2006/wordml" xmlns:wp14="http://schemas.microsoft.com/office/word/2010/wordprocessingDrawing" xmlns:wp="http://schemas.openxmlformats.org/drawingml/2006/wordprocessingDrawing" xmlns:wpc="http://schemas.microsoft.com/office/word/2010/wordprocessingCanvas" xmlns:wpg="http://schemas.microsoft.com/office/word/2010/wordprocessingGroup" xmlns:wpi="http://schemas.microsoft.com/office/word/2010/wordprocessingInk" xmlns:wps="http://schemas.microsoft.com/office/word/2010/wordprocessingShape" mc:Ignorable="w14 wp14">
+  <w:p>
+    <w:pPr>
+      <w:pStyle w:val="Footer"/>
+    </w:pPr>
+  </w:p>
+</w:ftr>
+</file>
+
+<file path=word/header1.xml><?xml version="1.0" encoding="utf-8"?>
+<w:hdr xmlns:m="http://schemas.openxmlformats.org/officeDocument/2006/math" xmlns:mc="http://schemas.openxmlformats.org/markup-compatibility/2006" xmlns:mo="http://schemas.microsoft.com/office/mac/office/2008/main" xmlns:mv="urn:schemas-microsoft-com:mac:vml" xmlns:o="urn:schemas-microsoft-com:office:office" xmlns:r="http://schemas.openxmlformats.org/officeDocument/2006/relationships" xmlns:v="urn:schemas-microsoft-com:vml" xmlns:w10="urn:schemas-microsoft-com:office:word" xmlns:w14="http://schemas.microsoft.com/office/word/2010/wordml" xmlns:w="http://schemas.openxmlformats.org/wordprocessingml/2006/main" xmlns:wne="http://schemas.microsoft.com/office/word/2006/wordml" xmlns:wp14="http://schemas.microsoft.com/office/word/2010/wordprocessingDrawing" xmlns:wp="http://schemas.openxmlformats.org/drawingml/2006/wordprocessingDrawing" xmlns:wpc="http://schemas.microsoft.com/office/word/2010/wordprocessingCanvas" xmlns:wpg="http://schemas.microsoft.com/office/word/2010/wordprocessingGroup" xmlns:wpi="http://schemas.microsoft.com/office/word/2010/wordprocessingInk" xmlns:wps="http://schemas.microsoft.com/office/word/2010/wordprocessingShape" mc:Ignorable="w14 wp14">
+  <w:p>
+    <w:pPr>
+      <w:pStyle w:val="Header"/>
+    </w:pPr>
+  </w:p>
+</w:hdr>
 </file>
 
 <file path=word/numbering.xml><?xml version="1.0" encoding="utf-8"?>
